--- a/powerapps/communication/MESSAGE-ANNONCE.docx
+++ b/powerapps/communication/MESSAGE-ANNONCE.docx
@@ -311,7 +311,7 @@
         <w:t xml:space="preserve"> </w:t>
       </w:r>
       <w:r>
-        <w:t xml:space="preserve">Vous certifiez et approuvez en un clic. Un PDF complet se produit en un clic, et l’évaluation globale est transmise automatiquement à la paie.</w:t>
+        <w:t xml:space="preserve">Vous certifiez et approuvez en un clic. Un PDF complet se produit en un clic, et l’évaluation globale est transmise automatiquement aux RH.</w:t>
       </w:r>
     </w:p>
     <w:p>

--- a/powerapps/communication/MESSAGE-ANNONCE.docx
+++ b/powerapps/communication/MESSAGE-ANNONCE.docx
@@ -50,6 +50,48 @@
       <w:pPr>
         <w:pStyle w:val="Subtitle"/>
       </w:pPr>
+      <w:r>
+        <w:t xml:space="preserve">VERSION</w:t>
+      </w:r>
+      <w:r>
+        <w:t xml:space="preserve"> </w:t>
+      </w:r>
+      <w:r>
+        <w:t xml:space="preserve">FINALE</w:t>
+      </w:r>
+      <w:r>
+        <w:t xml:space="preserve"> </w:t>
+      </w:r>
+      <w:r>
+        <w:t xml:space="preserve">—</w:t>
+      </w:r>
+      <w:r>
+        <w:t xml:space="preserve"> </w:t>
+      </w:r>
+      <w:r>
+        <w:t xml:space="preserve">28</w:t>
+      </w:r>
+      <w:r>
+        <w:t xml:space="preserve"> </w:t>
+      </w:r>
+      <w:r>
+        <w:t xml:space="preserve">octobre</w:t>
+      </w:r>
+      <w:r>
+        <w:t xml:space="preserve"> </w:t>
+      </w:r>
+      <w:r>
+        <w:t xml:space="preserve">2026</w:t>
+      </w:r>
+      <w:r>
+        <w:t xml:space="preserve"> </w:t>
+      </w:r>
+      <w:r>
+        <w:t xml:space="preserve">·</w:t>
+      </w:r>
+      <w:r>
+        <w:t xml:space="preserve"> </w:t>
+      </w:r>
       <w:r>
         <w:t xml:space="preserve">Trois</w:t>
       </w:r>
